--- a/KINZA MUNEER_timetable.docx
+++ b/KINZA MUNEER_timetable.docx
@@ -140,9 +140,9 @@
           </w:tcPr>
           <w:p>
             <w:r>
-              <w:t>7D</w:t>
+              <w:t>6E</w:t>
               <w:br/>
-              <w:t>MATHS</w:t>
+              <w:t>TS</w:t>
             </w:r>
           </w:p>
         </w:tc>
@@ -188,7 +188,7 @@
           </w:tcPr>
           <w:p>
             <w:r>
-              <w:t>7D</w:t>
+              <w:t>6E</w:t>
               <w:br/>
               <w:t>MATHS</w:t>
             </w:r>
@@ -243,8 +243,16 @@
             <w:tcW w:type="dxa" w:w="1080"/>
           </w:tcPr>
           <w:p>
+            <w:r/>
+          </w:p>
+        </w:tc>
+        <w:tc>
+          <w:tcPr>
+            <w:tcW w:type="dxa" w:w="1080"/>
+          </w:tcPr>
+          <w:p>
             <w:r>
-              <w:t>6E</w:t>
+              <w:t>7A</w:t>
               <w:br/>
               <w:t>MATHS</w:t>
             </w:r>
@@ -256,18 +264,6 @@
           </w:tcPr>
           <w:p>
             <w:r/>
-          </w:p>
-        </w:tc>
-        <w:tc>
-          <w:tcPr>
-            <w:tcW w:type="dxa" w:w="1080"/>
-          </w:tcPr>
-          <w:p>
-            <w:r>
-              <w:t>6C</w:t>
-              <w:br/>
-              <w:t>MATHS</w:t>
-            </w:r>
           </w:p>
         </w:tc>
         <w:tc>
@@ -320,7 +316,7 @@
           </w:tcPr>
           <w:p>
             <w:r>
-              <w:t>6C</w:t>
+              <w:t>7D</w:t>
               <w:br/>
               <w:t>MATHS</w:t>
             </w:r>
@@ -340,7 +336,7 @@
           </w:tcPr>
           <w:p>
             <w:r>
-              <w:t>6C</w:t>
+              <w:t>6E</w:t>
               <w:br/>
               <w:t>MATHS</w:t>
             </w:r>
@@ -408,18 +404,6 @@
           </w:tcPr>
           <w:p>
             <w:r>
-              <w:t>8D</w:t>
-              <w:br/>
-              <w:t>MATHS</w:t>
-            </w:r>
-          </w:p>
-        </w:tc>
-        <w:tc>
-          <w:tcPr>
-            <w:tcW w:type="dxa" w:w="1080"/>
-          </w:tcPr>
-          <w:p>
-            <w:r>
               <w:t>6E</w:t>
               <w:br/>
               <w:t>MATHS</w:t>
@@ -431,67 +415,7 @@
             <w:tcW w:type="dxa" w:w="1080"/>
           </w:tcPr>
           <w:p>
-            <w:r>
-              <w:t>6C</w:t>
-              <w:br/>
-              <w:t>MATHS</w:t>
-            </w:r>
-          </w:p>
-        </w:tc>
-        <w:tc>
-          <w:tcPr>
-            <w:tcW w:type="dxa" w:w="1080"/>
-          </w:tcPr>
-          <w:p>
-            <w:r>
-              <w:t>6C</w:t>
-              <w:br/>
-              <w:t>MATHS</w:t>
-            </w:r>
-          </w:p>
-        </w:tc>
-        <w:tc>
-          <w:tcPr>
-            <w:tcW w:type="dxa" w:w="1080"/>
-          </w:tcPr>
-          <w:p>
-            <w:r>
-              <w:t>9:50-10:25</w:t>
-            </w:r>
-          </w:p>
-        </w:tc>
-      </w:tr>
-      <w:tr>
-        <w:tc>
-          <w:tcPr>
-            <w:tcW w:type="dxa" w:w="1080"/>
-          </w:tcPr>
-          <w:p>
-            <w:r>
-              <w:t>P5</w:t>
-            </w:r>
-          </w:p>
-        </w:tc>
-        <w:tc>
-          <w:tcPr>
-            <w:tcW w:type="dxa" w:w="1080"/>
-          </w:tcPr>
-          <w:p>
-            <w:r>
-              <w:t>10:50-11:30</w:t>
-            </w:r>
-          </w:p>
-        </w:tc>
-        <w:tc>
-          <w:tcPr>
-            <w:tcW w:type="dxa" w:w="1080"/>
-          </w:tcPr>
-          <w:p>
-            <w:r>
-              <w:t>6E</w:t>
-              <w:br/>
-              <w:t>MATHS</w:t>
-            </w:r>
+            <w:r/>
           </w:p>
         </w:tc>
         <w:tc>
@@ -520,29 +444,7 @@
           </w:tcPr>
           <w:p>
             <w:r>
-              <w:t>8D</w:t>
-              <w:br/>
-              <w:t>MATHS</w:t>
-            </w:r>
-          </w:p>
-        </w:tc>
-        <w:tc>
-          <w:tcPr>
-            <w:tcW w:type="dxa" w:w="1080"/>
-          </w:tcPr>
-          <w:p>
-            <w:r>
-              <w:t>Lunch</w:t>
-            </w:r>
-          </w:p>
-        </w:tc>
-        <w:tc>
-          <w:tcPr>
-            <w:tcW w:type="dxa" w:w="1080"/>
-          </w:tcPr>
-          <w:p>
-            <w:r>
-              <w:t>10:55-11:35</w:t>
+              <w:t>9:50-10:25</w:t>
             </w:r>
           </w:p>
         </w:tc>
@@ -564,7 +466,7 @@
           </w:tcPr>
           <w:p>
             <w:r>
-              <w:t>11:30-12:00</w:t>
+              <w:t>10:50-11:20</w:t>
             </w:r>
           </w:p>
         </w:tc>
@@ -626,7 +528,7 @@
           </w:tcPr>
           <w:p>
             <w:r>
-              <w:t>P6</w:t>
+              <w:t>P5</w:t>
             </w:r>
           </w:p>
         </w:tc>
@@ -636,35 +538,7 @@
           </w:tcPr>
           <w:p>
             <w:r>
-              <w:t>12:00-12:40</w:t>
-            </w:r>
-          </w:p>
-        </w:tc>
-        <w:tc>
-          <w:tcPr>
-            <w:tcW w:type="dxa" w:w="1080"/>
-          </w:tcPr>
-          <w:p>
-            <w:r/>
-          </w:p>
-        </w:tc>
-        <w:tc>
-          <w:tcPr>
-            <w:tcW w:type="dxa" w:w="1080"/>
-          </w:tcPr>
-          <w:p>
-            <w:r/>
-          </w:p>
-        </w:tc>
-        <w:tc>
-          <w:tcPr>
-            <w:tcW w:type="dxa" w:w="1080"/>
-          </w:tcPr>
-          <w:p>
-            <w:r>
-              <w:t>6E</w:t>
-              <w:br/>
-              <w:t>TS</w:t>
+              <w:t>11:20-12:00</w:t>
             </w:r>
           </w:p>
         </w:tc>
@@ -687,6 +561,130 @@
           <w:p>
             <w:r>
               <w:t>8D</w:t>
+              <w:br/>
+              <w:t>MATHS</w:t>
+            </w:r>
+          </w:p>
+        </w:tc>
+        <w:tc>
+          <w:tcPr>
+            <w:tcW w:type="dxa" w:w="1080"/>
+          </w:tcPr>
+          <w:p>
+            <w:r>
+              <w:t>8D</w:t>
+              <w:br/>
+              <w:t>MATHS</w:t>
+            </w:r>
+          </w:p>
+        </w:tc>
+        <w:tc>
+          <w:tcPr>
+            <w:tcW w:type="dxa" w:w="1080"/>
+          </w:tcPr>
+          <w:p>
+            <w:r>
+              <w:t>7A</w:t>
+              <w:br/>
+              <w:t>MATHS</w:t>
+            </w:r>
+          </w:p>
+        </w:tc>
+        <w:tc>
+          <w:tcPr>
+            <w:tcW w:type="dxa" w:w="1080"/>
+          </w:tcPr>
+          <w:p>
+            <w:r>
+              <w:t>7A</w:t>
+              <w:br/>
+              <w:t>MATHS</w:t>
+            </w:r>
+          </w:p>
+        </w:tc>
+        <w:tc>
+          <w:tcPr>
+            <w:tcW w:type="dxa" w:w="1080"/>
+          </w:tcPr>
+          <w:p>
+            <w:r>
+              <w:t>10:55-11:35</w:t>
+            </w:r>
+          </w:p>
+        </w:tc>
+      </w:tr>
+      <w:tr>
+        <w:tc>
+          <w:tcPr>
+            <w:tcW w:type="dxa" w:w="1080"/>
+          </w:tcPr>
+          <w:p>
+            <w:r>
+              <w:t>P6</w:t>
+            </w:r>
+          </w:p>
+        </w:tc>
+        <w:tc>
+          <w:tcPr>
+            <w:tcW w:type="dxa" w:w="1080"/>
+          </w:tcPr>
+          <w:p>
+            <w:r>
+              <w:t>12:00-12:40</w:t>
+            </w:r>
+          </w:p>
+        </w:tc>
+        <w:tc>
+          <w:tcPr>
+            <w:tcW w:type="dxa" w:w="1080"/>
+          </w:tcPr>
+          <w:p>
+            <w:r>
+              <w:t>7A</w:t>
+              <w:br/>
+              <w:t>MATHS</w:t>
+            </w:r>
+          </w:p>
+        </w:tc>
+        <w:tc>
+          <w:tcPr>
+            <w:tcW w:type="dxa" w:w="1080"/>
+          </w:tcPr>
+          <w:p>
+            <w:r>
+              <w:t>7A</w:t>
+              <w:br/>
+              <w:t>MATHS</w:t>
+            </w:r>
+          </w:p>
+        </w:tc>
+        <w:tc>
+          <w:tcPr>
+            <w:tcW w:type="dxa" w:w="1080"/>
+          </w:tcPr>
+          <w:p>
+            <w:r/>
+          </w:p>
+        </w:tc>
+        <w:tc>
+          <w:tcPr>
+            <w:tcW w:type="dxa" w:w="1080"/>
+          </w:tcPr>
+          <w:p>
+            <w:r>
+              <w:t>7D</w:t>
+              <w:br/>
+              <w:t>MATHS</w:t>
+            </w:r>
+          </w:p>
+        </w:tc>
+        <w:tc>
+          <w:tcPr>
+            <w:tcW w:type="dxa" w:w="1080"/>
+          </w:tcPr>
+          <w:p>
+            <w:r>
+              <w:t>7A</w:t>
               <w:br/>
               <w:t>MATHS</w:t>
             </w:r>
@@ -729,23 +727,7 @@
             <w:tcW w:type="dxa" w:w="1080"/>
           </w:tcPr>
           <w:p>
-            <w:r>
-              <w:t>7D</w:t>
-              <w:br/>
-              <w:t>MATHS</w:t>
-            </w:r>
-          </w:p>
-        </w:tc>
-        <w:tc>
-          <w:tcPr>
-            <w:tcW w:type="dxa" w:w="1080"/>
-          </w:tcPr>
-          <w:p>
-            <w:r>
-              <w:t>6E</w:t>
-              <w:br/>
-              <w:t>MATHS</w:t>
-            </w:r>
+            <w:r/>
           </w:p>
         </w:tc>
         <w:tc>
@@ -762,6 +744,18 @@
           </w:tcPr>
           <w:p>
             <w:r/>
+          </w:p>
+        </w:tc>
+        <w:tc>
+          <w:tcPr>
+            <w:tcW w:type="dxa" w:w="1080"/>
+          </w:tcPr>
+          <w:p>
+            <w:r>
+              <w:t>7D</w:t>
+              <w:br/>
+              <w:t>MATHS</w:t>
+            </w:r>
           </w:p>
         </w:tc>
         <w:tc>
@@ -807,7 +801,11 @@
             <w:tcW w:type="dxa" w:w="1080"/>
           </w:tcPr>
           <w:p>
-            <w:r/>
+            <w:r>
+              <w:t>6E</w:t>
+              <w:br/>
+              <w:t>MATHS</w:t>
+            </w:r>
           </w:p>
         </w:tc>
         <w:tc>
@@ -816,7 +814,7 @@
           </w:tcPr>
           <w:p>
             <w:r>
-              <w:t>6C</w:t>
+              <w:t>8D</w:t>
               <w:br/>
               <w:t>MATHS</w:t>
             </w:r>

--- a/KINZA MUNEER_timetable.docx
+++ b/KINZA MUNEER_timetable.docx
@@ -22,92 +22,116 @@
         <w:tblLook w:firstColumn="1" w:firstRow="1" w:lastColumn="0" w:lastRow="0" w:noHBand="0" w:noVBand="1" w:val="04A0"/>
       </w:tblPr>
       <w:tblGrid>
-        <w:gridCol w:w="1080"/>
-        <w:gridCol w:w="1080"/>
-        <w:gridCol w:w="1080"/>
-        <w:gridCol w:w="1080"/>
-        <w:gridCol w:w="1080"/>
-        <w:gridCol w:w="1080"/>
-        <w:gridCol w:w="1080"/>
-        <w:gridCol w:w="1080"/>
+        <w:gridCol w:w="1530"/>
+        <w:gridCol w:w="1530"/>
+        <w:gridCol w:w="1530"/>
+        <w:gridCol w:w="1530"/>
+        <w:gridCol w:w="1530"/>
+        <w:gridCol w:w="1530"/>
+        <w:gridCol w:w="1530"/>
+        <w:gridCol w:w="1530"/>
       </w:tblGrid>
       <w:tr>
         <w:tc>
           <w:tcPr>
-            <w:tcW w:type="dxa" w:w="1080"/>
+            <w:tcW w:type="dxa" w:w="1530"/>
           </w:tcPr>
           <w:p>
             <w:r>
+              <w:rPr>
+                <w:b/>
+              </w:rPr>
               <w:t>Period</w:t>
             </w:r>
           </w:p>
         </w:tc>
         <w:tc>
           <w:tcPr>
-            <w:tcW w:type="dxa" w:w="1080"/>
+            <w:tcW w:type="dxa" w:w="1530"/>
           </w:tcPr>
           <w:p>
             <w:r>
-              <w:t>Mon-Thu Time</w:t>
+              <w:rPr>
+                <w:b/>
+              </w:rPr>
+              <w:t>Mon-Wed Time</w:t>
             </w:r>
           </w:p>
         </w:tc>
         <w:tc>
           <w:tcPr>
-            <w:tcW w:type="dxa" w:w="1080"/>
+            <w:tcW w:type="dxa" w:w="1530"/>
           </w:tcPr>
           <w:p>
             <w:r>
+              <w:rPr>
+                <w:b/>
+              </w:rPr>
               <w:t>Mon</w:t>
             </w:r>
           </w:p>
         </w:tc>
         <w:tc>
           <w:tcPr>
-            <w:tcW w:type="dxa" w:w="1080"/>
+            <w:tcW w:type="dxa" w:w="1530"/>
           </w:tcPr>
           <w:p>
             <w:r>
+              <w:rPr>
+                <w:b/>
+              </w:rPr>
               <w:t>Tue</w:t>
             </w:r>
           </w:p>
         </w:tc>
         <w:tc>
           <w:tcPr>
-            <w:tcW w:type="dxa" w:w="1080"/>
+            <w:tcW w:type="dxa" w:w="1530"/>
           </w:tcPr>
           <w:p>
             <w:r>
+              <w:rPr>
+                <w:b/>
+              </w:rPr>
               <w:t>Wed</w:t>
             </w:r>
           </w:p>
         </w:tc>
         <w:tc>
           <w:tcPr>
-            <w:tcW w:type="dxa" w:w="1080"/>
+            <w:tcW w:type="dxa" w:w="1530"/>
           </w:tcPr>
           <w:p>
             <w:r>
+              <w:rPr>
+                <w:b/>
+              </w:rPr>
               <w:t>Thu</w:t>
             </w:r>
           </w:p>
         </w:tc>
         <w:tc>
           <w:tcPr>
-            <w:tcW w:type="dxa" w:w="1080"/>
+            <w:tcW w:type="dxa" w:w="1530"/>
           </w:tcPr>
           <w:p>
             <w:r>
+              <w:rPr>
+                <w:b/>
+              </w:rPr>
               <w:t>Fri</w:t>
             </w:r>
           </w:p>
         </w:tc>
         <w:tc>
           <w:tcPr>
-            <w:tcW w:type="dxa" w:w="1080"/>
+            <w:tcW w:type="dxa" w:w="1530"/>
           </w:tcPr>
           <w:p>
             <w:r>
+              <w:rPr>
+                <w:b/>
+              </w:rPr>
               <w:t>Fri Time</w:t>
             </w:r>
           </w:p>
@@ -116,7 +140,7 @@
       <w:tr>
         <w:tc>
           <w:tcPr>
-            <w:tcW w:type="dxa" w:w="1080"/>
+            <w:tcW w:type="dxa" w:w="1530"/>
           </w:tcPr>
           <w:p>
             <w:r>
@@ -126,7 +150,7 @@
         </w:tc>
         <w:tc>
           <w:tcPr>
-            <w:tcW w:type="dxa" w:w="1080"/>
+            <w:tcW w:type="dxa" w:w="1530"/>
           </w:tcPr>
           <w:p>
             <w:r>
@@ -136,7 +160,191 @@
         </w:tc>
         <w:tc>
           <w:tcPr>
-            <w:tcW w:type="dxa" w:w="1080"/>
+            <w:tcW w:type="dxa" w:w="1530"/>
+          </w:tcPr>
+          <w:p>
+            <w:r>
+              <w:t>7D</w:t>
+              <w:br/>
+              <w:t>MATHS</w:t>
+            </w:r>
+          </w:p>
+        </w:tc>
+        <w:tc>
+          <w:tcPr>
+            <w:tcW w:type="dxa" w:w="1530"/>
+          </w:tcPr>
+          <w:p>
+            <w:r>
+              <w:t>7D</w:t>
+              <w:br/>
+              <w:t>MATHS</w:t>
+            </w:r>
+          </w:p>
+        </w:tc>
+        <w:tc>
+          <w:tcPr>
+            <w:tcW w:type="dxa" w:w="1530"/>
+          </w:tcPr>
+          <w:p>
+            <w:r>
+              <w:t>7D</w:t>
+              <w:br/>
+              <w:t>MATHS</w:t>
+            </w:r>
+          </w:p>
+        </w:tc>
+        <w:tc>
+          <w:tcPr>
+            <w:tcW w:type="dxa" w:w="1530"/>
+          </w:tcPr>
+          <w:p>
+            <w:r/>
+          </w:p>
+        </w:tc>
+        <w:tc>
+          <w:tcPr>
+            <w:tcW w:type="dxa" w:w="1530"/>
+          </w:tcPr>
+          <w:p>
+            <w:r>
+              <w:t>8D</w:t>
+              <w:br/>
+              <w:t>MATHS</w:t>
+            </w:r>
+          </w:p>
+        </w:tc>
+        <w:tc>
+          <w:tcPr>
+            <w:tcW w:type="dxa" w:w="1530"/>
+          </w:tcPr>
+          <w:p>
+            <w:r>
+              <w:t>8:00-8:40</w:t>
+            </w:r>
+          </w:p>
+        </w:tc>
+      </w:tr>
+      <w:tr>
+        <w:tc>
+          <w:tcPr>
+            <w:tcW w:type="dxa" w:w="1530"/>
+          </w:tcPr>
+          <w:p>
+            <w:r>
+              <w:t>P2</w:t>
+            </w:r>
+          </w:p>
+        </w:tc>
+        <w:tc>
+          <w:tcPr>
+            <w:tcW w:type="dxa" w:w="1530"/>
+          </w:tcPr>
+          <w:p>
+            <w:r>
+              <w:t>8:50-9:30</w:t>
+            </w:r>
+          </w:p>
+        </w:tc>
+        <w:tc>
+          <w:tcPr>
+            <w:tcW w:type="dxa" w:w="1530"/>
+          </w:tcPr>
+          <w:p>
+            <w:r/>
+          </w:p>
+        </w:tc>
+        <w:tc>
+          <w:tcPr>
+            <w:tcW w:type="dxa" w:w="1530"/>
+          </w:tcPr>
+          <w:p>
+            <w:r>
+              <w:t>7A</w:t>
+              <w:br/>
+              <w:t>MATHS</w:t>
+            </w:r>
+          </w:p>
+        </w:tc>
+        <w:tc>
+          <w:tcPr>
+            <w:tcW w:type="dxa" w:w="1530"/>
+          </w:tcPr>
+          <w:p>
+            <w:r>
+              <w:t>7A</w:t>
+              <w:br/>
+              <w:t>MATHS</w:t>
+            </w:r>
+          </w:p>
+        </w:tc>
+        <w:tc>
+          <w:tcPr>
+            <w:tcW w:type="dxa" w:w="1530"/>
+          </w:tcPr>
+          <w:p>
+            <w:r>
+              <w:t>7A</w:t>
+              <w:br/>
+              <w:t>MATHS</w:t>
+            </w:r>
+          </w:p>
+        </w:tc>
+        <w:tc>
+          <w:tcPr>
+            <w:tcW w:type="dxa" w:w="1530"/>
+          </w:tcPr>
+          <w:p>
+            <w:r>
+              <w:t>8D</w:t>
+              <w:br/>
+              <w:t>MATHS</w:t>
+            </w:r>
+          </w:p>
+        </w:tc>
+        <w:tc>
+          <w:tcPr>
+            <w:tcW w:type="dxa" w:w="1530"/>
+          </w:tcPr>
+          <w:p>
+            <w:r>
+              <w:t>8:40-9:15</w:t>
+            </w:r>
+          </w:p>
+        </w:tc>
+      </w:tr>
+      <w:tr>
+        <w:tc>
+          <w:tcPr>
+            <w:tcW w:type="dxa" w:w="1530"/>
+          </w:tcPr>
+          <w:p>
+            <w:r>
+              <w:t>P3</w:t>
+            </w:r>
+          </w:p>
+        </w:tc>
+        <w:tc>
+          <w:tcPr>
+            <w:tcW w:type="dxa" w:w="1530"/>
+          </w:tcPr>
+          <w:p>
+            <w:r>
+              <w:t>9:30-10:10</w:t>
+            </w:r>
+          </w:p>
+        </w:tc>
+        <w:tc>
+          <w:tcPr>
+            <w:tcW w:type="dxa" w:w="1530"/>
+          </w:tcPr>
+          <w:p>
+            <w:r/>
+          </w:p>
+        </w:tc>
+        <w:tc>
+          <w:tcPr>
+            <w:tcW w:type="dxa" w:w="1530"/>
           </w:tcPr>
           <w:p>
             <w:r>
@@ -148,7 +356,107 @@
         </w:tc>
         <w:tc>
           <w:tcPr>
-            <w:tcW w:type="dxa" w:w="1080"/>
+            <w:tcW w:type="dxa" w:w="1530"/>
+          </w:tcPr>
+          <w:p>
+            <w:r/>
+          </w:p>
+        </w:tc>
+        <w:tc>
+          <w:tcPr>
+            <w:tcW w:type="dxa" w:w="1530"/>
+          </w:tcPr>
+          <w:p>
+            <w:r/>
+          </w:p>
+        </w:tc>
+        <w:tc>
+          <w:tcPr>
+            <w:tcW w:type="dxa" w:w="1530"/>
+          </w:tcPr>
+          <w:p>
+            <w:r/>
+          </w:p>
+        </w:tc>
+        <w:tc>
+          <w:tcPr>
+            <w:tcW w:type="dxa" w:w="1530"/>
+          </w:tcPr>
+          <w:p>
+            <w:r>
+              <w:t>9:15-9:50</w:t>
+            </w:r>
+          </w:p>
+        </w:tc>
+      </w:tr>
+      <w:tr>
+        <w:tc>
+          <w:tcPr>
+            <w:tcW w:type="dxa" w:w="1530"/>
+          </w:tcPr>
+          <w:p>
+            <w:r>
+              <w:t>P4</w:t>
+            </w:r>
+          </w:p>
+        </w:tc>
+        <w:tc>
+          <w:tcPr>
+            <w:tcW w:type="dxa" w:w="1530"/>
+          </w:tcPr>
+          <w:p>
+            <w:r>
+              <w:t>10:10-10:50</w:t>
+            </w:r>
+          </w:p>
+        </w:tc>
+        <w:tc>
+          <w:tcPr>
+            <w:tcW w:type="dxa" w:w="1530"/>
+          </w:tcPr>
+          <w:p>
+            <w:r>
+              <w:t>8D</w:t>
+              <w:br/>
+              <w:t>MATHS</w:t>
+            </w:r>
+          </w:p>
+        </w:tc>
+        <w:tc>
+          <w:tcPr>
+            <w:tcW w:type="dxa" w:w="1530"/>
+          </w:tcPr>
+          <w:p>
+            <w:r>
+              <w:t>7A</w:t>
+              <w:br/>
+              <w:t>MATHS</w:t>
+            </w:r>
+          </w:p>
+        </w:tc>
+        <w:tc>
+          <w:tcPr>
+            <w:tcW w:type="dxa" w:w="1530"/>
+          </w:tcPr>
+          <w:p>
+            <w:r>
+              <w:t>8D</w:t>
+              <w:br/>
+              <w:t>MATHS</w:t>
+            </w:r>
+          </w:p>
+        </w:tc>
+        <w:tc>
+          <w:tcPr>
+            <w:tcW w:type="dxa" w:w="1530"/>
+          </w:tcPr>
+          <w:p>
+            <w:r/>
+          </w:p>
+        </w:tc>
+        <w:tc>
+          <w:tcPr>
+            <w:tcW w:type="dxa" w:w="1530"/>
           </w:tcPr>
           <w:p>
             <w:r>
@@ -160,7 +468,143 @@
         </w:tc>
         <w:tc>
           <w:tcPr>
-            <w:tcW w:type="dxa" w:w="1080"/>
+            <w:tcW w:type="dxa" w:w="1530"/>
+          </w:tcPr>
+          <w:p>
+            <w:r>
+              <w:t>9:50-10:25</w:t>
+            </w:r>
+          </w:p>
+        </w:tc>
+      </w:tr>
+      <w:tr>
+        <w:tc>
+          <w:tcPr>
+            <w:tcW w:type="dxa" w:w="1530"/>
+          </w:tcPr>
+          <w:p>
+            <w:r>
+              <w:t>Lunch</w:t>
+            </w:r>
+          </w:p>
+        </w:tc>
+        <w:tc>
+          <w:tcPr>
+            <w:tcW w:type="dxa" w:w="1530"/>
+          </w:tcPr>
+          <w:p>
+            <w:r>
+              <w:t>10:50-11:20</w:t>
+            </w:r>
+          </w:p>
+        </w:tc>
+        <w:tc>
+          <w:tcPr>
+            <w:tcW w:type="dxa" w:w="1530"/>
+          </w:tcPr>
+          <w:p>
+            <w:r/>
+          </w:p>
+        </w:tc>
+        <w:tc>
+          <w:tcPr>
+            <w:tcW w:type="dxa" w:w="1530"/>
+          </w:tcPr>
+          <w:p>
+            <w:r/>
+          </w:p>
+        </w:tc>
+        <w:tc>
+          <w:tcPr>
+            <w:tcW w:type="dxa" w:w="1530"/>
+          </w:tcPr>
+          <w:p>
+            <w:r/>
+          </w:p>
+        </w:tc>
+        <w:tc>
+          <w:tcPr>
+            <w:tcW w:type="dxa" w:w="1530"/>
+          </w:tcPr>
+          <w:p>
+            <w:r/>
+          </w:p>
+        </w:tc>
+        <w:tc>
+          <w:tcPr>
+            <w:tcW w:type="dxa" w:w="1530"/>
+          </w:tcPr>
+          <w:p>
+            <w:r/>
+          </w:p>
+        </w:tc>
+        <w:tc>
+          <w:tcPr>
+            <w:tcW w:type="dxa" w:w="1530"/>
+          </w:tcPr>
+          <w:p>
+            <w:r>
+              <w:t>10:25-10:55</w:t>
+            </w:r>
+          </w:p>
+        </w:tc>
+      </w:tr>
+      <w:tr>
+        <w:tc>
+          <w:tcPr>
+            <w:tcW w:type="dxa" w:w="1530"/>
+          </w:tcPr>
+          <w:p>
+            <w:r>
+              <w:t>P5</w:t>
+            </w:r>
+          </w:p>
+        </w:tc>
+        <w:tc>
+          <w:tcPr>
+            <w:tcW w:type="dxa" w:w="1530"/>
+          </w:tcPr>
+          <w:p>
+            <w:r>
+              <w:t>11:20-12:00</w:t>
+            </w:r>
+          </w:p>
+        </w:tc>
+        <w:tc>
+          <w:tcPr>
+            <w:tcW w:type="dxa" w:w="1530"/>
+          </w:tcPr>
+          <w:p>
+            <w:r>
+              <w:t>6E</w:t>
+              <w:br/>
+              <w:t>MATHS</w:t>
+            </w:r>
+          </w:p>
+        </w:tc>
+        <w:tc>
+          <w:tcPr>
+            <w:tcW w:type="dxa" w:w="1530"/>
+          </w:tcPr>
+          <w:p>
+            <w:r>
+              <w:t>6E</w:t>
+              <w:br/>
+              <w:t>MATHS</w:t>
+            </w:r>
+          </w:p>
+        </w:tc>
+        <w:tc>
+          <w:tcPr>
+            <w:tcW w:type="dxa" w:w="1530"/>
+          </w:tcPr>
+          <w:p>
+            <w:r/>
+          </w:p>
+        </w:tc>
+        <w:tc>
+          <w:tcPr>
+            <w:tcW w:type="dxa" w:w="1530"/>
           </w:tcPr>
           <w:p>
             <w:r>
@@ -172,7 +616,75 @@
         </w:tc>
         <w:tc>
           <w:tcPr>
-            <w:tcW w:type="dxa" w:w="1080"/>
+            <w:tcW w:type="dxa" w:w="1530"/>
+          </w:tcPr>
+          <w:p>
+            <w:r>
+              <w:t>7A</w:t>
+              <w:br/>
+              <w:t>MATHS</w:t>
+            </w:r>
+          </w:p>
+        </w:tc>
+        <w:tc>
+          <w:tcPr>
+            <w:tcW w:type="dxa" w:w="1530"/>
+          </w:tcPr>
+          <w:p>
+            <w:r>
+              <w:t>10:55-11:35</w:t>
+            </w:r>
+          </w:p>
+        </w:tc>
+      </w:tr>
+      <w:tr>
+        <w:tc>
+          <w:tcPr>
+            <w:tcW w:type="dxa" w:w="1530"/>
+          </w:tcPr>
+          <w:p>
+            <w:r>
+              <w:t>P6</w:t>
+            </w:r>
+          </w:p>
+        </w:tc>
+        <w:tc>
+          <w:tcPr>
+            <w:tcW w:type="dxa" w:w="1530"/>
+          </w:tcPr>
+          <w:p>
+            <w:r>
+              <w:t>12:00-12:40</w:t>
+            </w:r>
+          </w:p>
+        </w:tc>
+        <w:tc>
+          <w:tcPr>
+            <w:tcW w:type="dxa" w:w="1530"/>
+          </w:tcPr>
+          <w:p>
+            <w:r>
+              <w:t>7A</w:t>
+              <w:br/>
+              <w:t>MATHS</w:t>
+            </w:r>
+          </w:p>
+        </w:tc>
+        <w:tc>
+          <w:tcPr>
+            <w:tcW w:type="dxa" w:w="1530"/>
+          </w:tcPr>
+          <w:p>
+            <w:r>
+              <w:t>6E</w:t>
+              <w:br/>
+              <w:t>MATHS</w:t>
+            </w:r>
+          </w:p>
+        </w:tc>
+        <w:tc>
+          <w:tcPr>
+            <w:tcW w:type="dxa" w:w="1530"/>
           </w:tcPr>
           <w:p>
             <w:r>
@@ -184,7 +696,7 @@
         </w:tc>
         <w:tc>
           <w:tcPr>
-            <w:tcW w:type="dxa" w:w="1080"/>
+            <w:tcW w:type="dxa" w:w="1530"/>
           </w:tcPr>
           <w:p>
             <w:r>
@@ -196,11 +708,23 @@
         </w:tc>
         <w:tc>
           <w:tcPr>
-            <w:tcW w:type="dxa" w:w="1080"/>
+            <w:tcW w:type="dxa" w:w="1530"/>
           </w:tcPr>
           <w:p>
             <w:r>
-              <w:t>8:00-8:40</w:t>
+              <w:t>6E</w:t>
+              <w:br/>
+              <w:t>MATHS</w:t>
+            </w:r>
+          </w:p>
+        </w:tc>
+        <w:tc>
+          <w:tcPr>
+            <w:tcW w:type="dxa" w:w="1530"/>
+          </w:tcPr>
+          <w:p>
+            <w:r>
+              <w:t>11:35-12:15</w:t>
             </w:r>
           </w:p>
         </w:tc>
@@ -208,27 +732,35 @@
       <w:tr>
         <w:tc>
           <w:tcPr>
-            <w:tcW w:type="dxa" w:w="1080"/>
+            <w:tcW w:type="dxa" w:w="1530"/>
           </w:tcPr>
           <w:p>
             <w:r>
-              <w:t>P2</w:t>
+              <w:t>P7</w:t>
             </w:r>
           </w:p>
         </w:tc>
         <w:tc>
           <w:tcPr>
-            <w:tcW w:type="dxa" w:w="1080"/>
+            <w:tcW w:type="dxa" w:w="1530"/>
           </w:tcPr>
           <w:p>
             <w:r>
-              <w:t>8:50-9:30</w:t>
+              <w:t>12:40-1:20</w:t>
             </w:r>
           </w:p>
         </w:tc>
         <w:tc>
           <w:tcPr>
-            <w:tcW w:type="dxa" w:w="1080"/>
+            <w:tcW w:type="dxa" w:w="1530"/>
+          </w:tcPr>
+          <w:p>
+            <w:r/>
+          </w:p>
+        </w:tc>
+        <w:tc>
+          <w:tcPr>
+            <w:tcW w:type="dxa" w:w="1530"/>
           </w:tcPr>
           <w:p>
             <w:r>
@@ -240,7 +772,7 @@
         </w:tc>
         <w:tc>
           <w:tcPr>
-            <w:tcW w:type="dxa" w:w="1080"/>
+            <w:tcW w:type="dxa" w:w="1530"/>
           </w:tcPr>
           <w:p>
             <w:r/>
@@ -248,19 +780,7 @@
         </w:tc>
         <w:tc>
           <w:tcPr>
-            <w:tcW w:type="dxa" w:w="1080"/>
-          </w:tcPr>
-          <w:p>
-            <w:r>
-              <w:t>7A</w:t>
-              <w:br/>
-              <w:t>MATHS</w:t>
-            </w:r>
-          </w:p>
-        </w:tc>
-        <w:tc>
-          <w:tcPr>
-            <w:tcW w:type="dxa" w:w="1080"/>
+            <w:tcW w:type="dxa" w:w="1530"/>
           </w:tcPr>
           <w:p>
             <w:r/>
@@ -268,7 +788,61 @@
         </w:tc>
         <w:tc>
           <w:tcPr>
-            <w:tcW w:type="dxa" w:w="1080"/>
+            <w:tcW w:type="dxa" w:w="1530"/>
+          </w:tcPr>
+          <w:p>
+            <w:r/>
+          </w:p>
+        </w:tc>
+        <w:tc>
+          <w:tcPr>
+            <w:tcW w:type="dxa" w:w="1530"/>
+          </w:tcPr>
+          <w:p>
+            <w:r/>
+          </w:p>
+        </w:tc>
+      </w:tr>
+      <w:tr>
+        <w:tc>
+          <w:tcPr>
+            <w:tcW w:type="dxa" w:w="1530"/>
+          </w:tcPr>
+          <w:p>
+            <w:r>
+              <w:t>P8</w:t>
+            </w:r>
+          </w:p>
+        </w:tc>
+        <w:tc>
+          <w:tcPr>
+            <w:tcW w:type="dxa" w:w="1530"/>
+          </w:tcPr>
+          <w:p>
+            <w:r>
+              <w:t>1:20-2:00</w:t>
+            </w:r>
+          </w:p>
+        </w:tc>
+        <w:tc>
+          <w:tcPr>
+            <w:tcW w:type="dxa" w:w="1530"/>
+          </w:tcPr>
+          <w:p>
+            <w:r/>
+          </w:p>
+        </w:tc>
+        <w:tc>
+          <w:tcPr>
+            <w:tcW w:type="dxa" w:w="1530"/>
+          </w:tcPr>
+          <w:p>
+            <w:r/>
+          </w:p>
+        </w:tc>
+        <w:tc>
+          <w:tcPr>
+            <w:tcW w:type="dxa" w:w="1530"/>
           </w:tcPr>
           <w:p>
             <w:r>
@@ -280,155 +854,7 @@
         </w:tc>
         <w:tc>
           <w:tcPr>
-            <w:tcW w:type="dxa" w:w="1080"/>
-          </w:tcPr>
-          <w:p>
-            <w:r>
-              <w:t>8:40-9:15</w:t>
-            </w:r>
-          </w:p>
-        </w:tc>
-      </w:tr>
-      <w:tr>
-        <w:tc>
-          <w:tcPr>
-            <w:tcW w:type="dxa" w:w="1080"/>
-          </w:tcPr>
-          <w:p>
-            <w:r>
-              <w:t>P3</w:t>
-            </w:r>
-          </w:p>
-        </w:tc>
-        <w:tc>
-          <w:tcPr>
-            <w:tcW w:type="dxa" w:w="1080"/>
-          </w:tcPr>
-          <w:p>
-            <w:r>
-              <w:t>9:30-10:10</w:t>
-            </w:r>
-          </w:p>
-        </w:tc>
-        <w:tc>
-          <w:tcPr>
-            <w:tcW w:type="dxa" w:w="1080"/>
-          </w:tcPr>
-          <w:p>
-            <w:r>
-              <w:t>7D</w:t>
-              <w:br/>
-              <w:t>MATHS</w:t>
-            </w:r>
-          </w:p>
-        </w:tc>
-        <w:tc>
-          <w:tcPr>
-            <w:tcW w:type="dxa" w:w="1080"/>
-          </w:tcPr>
-          <w:p>
-            <w:r/>
-          </w:p>
-        </w:tc>
-        <w:tc>
-          <w:tcPr>
-            <w:tcW w:type="dxa" w:w="1080"/>
-          </w:tcPr>
-          <w:p>
-            <w:r>
-              <w:t>6E</w:t>
-              <w:br/>
-              <w:t>MATHS</w:t>
-            </w:r>
-          </w:p>
-        </w:tc>
-        <w:tc>
-          <w:tcPr>
-            <w:tcW w:type="dxa" w:w="1080"/>
-          </w:tcPr>
-          <w:p>
-            <w:r/>
-          </w:p>
-        </w:tc>
-        <w:tc>
-          <w:tcPr>
-            <w:tcW w:type="dxa" w:w="1080"/>
-          </w:tcPr>
-          <w:p>
-            <w:r/>
-          </w:p>
-        </w:tc>
-        <w:tc>
-          <w:tcPr>
-            <w:tcW w:type="dxa" w:w="1080"/>
-          </w:tcPr>
-          <w:p>
-            <w:r>
-              <w:t>9:15-9:50</w:t>
-            </w:r>
-          </w:p>
-        </w:tc>
-      </w:tr>
-      <w:tr>
-        <w:tc>
-          <w:tcPr>
-            <w:tcW w:type="dxa" w:w="1080"/>
-          </w:tcPr>
-          <w:p>
-            <w:r>
-              <w:t>P4</w:t>
-            </w:r>
-          </w:p>
-        </w:tc>
-        <w:tc>
-          <w:tcPr>
-            <w:tcW w:type="dxa" w:w="1080"/>
-          </w:tcPr>
-          <w:p>
-            <w:r>
-              <w:t>10:10-10:50</w:t>
-            </w:r>
-          </w:p>
-        </w:tc>
-        <w:tc>
-          <w:tcPr>
-            <w:tcW w:type="dxa" w:w="1080"/>
-          </w:tcPr>
-          <w:p>
-            <w:r/>
-          </w:p>
-        </w:tc>
-        <w:tc>
-          <w:tcPr>
-            <w:tcW w:type="dxa" w:w="1080"/>
-          </w:tcPr>
-          <w:p>
-            <w:r>
-              <w:t>6E</w:t>
-              <w:br/>
-              <w:t>MATHS</w:t>
-            </w:r>
-          </w:p>
-        </w:tc>
-        <w:tc>
-          <w:tcPr>
-            <w:tcW w:type="dxa" w:w="1080"/>
-          </w:tcPr>
-          <w:p>
-            <w:r/>
-          </w:p>
-        </w:tc>
-        <w:tc>
-          <w:tcPr>
-            <w:tcW w:type="dxa" w:w="1080"/>
-          </w:tcPr>
-          <w:p>
-            <w:r/>
-          </w:p>
-        </w:tc>
-        <w:tc>
-          <w:tcPr>
-            <w:tcW w:type="dxa" w:w="1080"/>
+            <w:tcW w:type="dxa" w:w="1530"/>
           </w:tcPr>
           <w:p>
             <w:r>
@@ -440,39 +866,7 @@
         </w:tc>
         <w:tc>
           <w:tcPr>
-            <w:tcW w:type="dxa" w:w="1080"/>
-          </w:tcPr>
-          <w:p>
-            <w:r>
-              <w:t>9:50-10:25</w:t>
-            </w:r>
-          </w:p>
-        </w:tc>
-      </w:tr>
-      <w:tr>
-        <w:tc>
-          <w:tcPr>
-            <w:tcW w:type="dxa" w:w="1080"/>
-          </w:tcPr>
-          <w:p>
-            <w:r>
-              <w:t>Lunch</w:t>
-            </w:r>
-          </w:p>
-        </w:tc>
-        <w:tc>
-          <w:tcPr>
-            <w:tcW w:type="dxa" w:w="1080"/>
-          </w:tcPr>
-          <w:p>
-            <w:r>
-              <w:t>10:50-11:20</w:t>
-            </w:r>
-          </w:p>
-        </w:tc>
-        <w:tc>
-          <w:tcPr>
-            <w:tcW w:type="dxa" w:w="1080"/>
+            <w:tcW w:type="dxa" w:w="1530"/>
           </w:tcPr>
           <w:p>
             <w:r/>
@@ -480,377 +874,7 @@
         </w:tc>
         <w:tc>
           <w:tcPr>
-            <w:tcW w:type="dxa" w:w="1080"/>
-          </w:tcPr>
-          <w:p>
-            <w:r/>
-          </w:p>
-        </w:tc>
-        <w:tc>
-          <w:tcPr>
-            <w:tcW w:type="dxa" w:w="1080"/>
-          </w:tcPr>
-          <w:p>
-            <w:r/>
-          </w:p>
-        </w:tc>
-        <w:tc>
-          <w:tcPr>
-            <w:tcW w:type="dxa" w:w="1080"/>
-          </w:tcPr>
-          <w:p>
-            <w:r/>
-          </w:p>
-        </w:tc>
-        <w:tc>
-          <w:tcPr>
-            <w:tcW w:type="dxa" w:w="1080"/>
-          </w:tcPr>
-          <w:p>
-            <w:r/>
-          </w:p>
-        </w:tc>
-        <w:tc>
-          <w:tcPr>
-            <w:tcW w:type="dxa" w:w="1080"/>
-          </w:tcPr>
-          <w:p>
-            <w:r>
-              <w:t>10:25-10:55</w:t>
-            </w:r>
-          </w:p>
-        </w:tc>
-      </w:tr>
-      <w:tr>
-        <w:tc>
-          <w:tcPr>
-            <w:tcW w:type="dxa" w:w="1080"/>
-          </w:tcPr>
-          <w:p>
-            <w:r>
-              <w:t>P5</w:t>
-            </w:r>
-          </w:p>
-        </w:tc>
-        <w:tc>
-          <w:tcPr>
-            <w:tcW w:type="dxa" w:w="1080"/>
-          </w:tcPr>
-          <w:p>
-            <w:r>
-              <w:t>11:20-12:00</w:t>
-            </w:r>
-          </w:p>
-        </w:tc>
-        <w:tc>
-          <w:tcPr>
-            <w:tcW w:type="dxa" w:w="1080"/>
-          </w:tcPr>
-          <w:p>
-            <w:r>
-              <w:t>8D</w:t>
-              <w:br/>
-              <w:t>MATHS</w:t>
-            </w:r>
-          </w:p>
-        </w:tc>
-        <w:tc>
-          <w:tcPr>
-            <w:tcW w:type="dxa" w:w="1080"/>
-          </w:tcPr>
-          <w:p>
-            <w:r>
-              <w:t>8D</w:t>
-              <w:br/>
-              <w:t>MATHS</w:t>
-            </w:r>
-          </w:p>
-        </w:tc>
-        <w:tc>
-          <w:tcPr>
-            <w:tcW w:type="dxa" w:w="1080"/>
-          </w:tcPr>
-          <w:p>
-            <w:r>
-              <w:t>8D</w:t>
-              <w:br/>
-              <w:t>MATHS</w:t>
-            </w:r>
-          </w:p>
-        </w:tc>
-        <w:tc>
-          <w:tcPr>
-            <w:tcW w:type="dxa" w:w="1080"/>
-          </w:tcPr>
-          <w:p>
-            <w:r>
-              <w:t>7A</w:t>
-              <w:br/>
-              <w:t>MATHS</w:t>
-            </w:r>
-          </w:p>
-        </w:tc>
-        <w:tc>
-          <w:tcPr>
-            <w:tcW w:type="dxa" w:w="1080"/>
-          </w:tcPr>
-          <w:p>
-            <w:r>
-              <w:t>7A</w:t>
-              <w:br/>
-              <w:t>MATHS</w:t>
-            </w:r>
-          </w:p>
-        </w:tc>
-        <w:tc>
-          <w:tcPr>
-            <w:tcW w:type="dxa" w:w="1080"/>
-          </w:tcPr>
-          <w:p>
-            <w:r>
-              <w:t>10:55-11:35</w:t>
-            </w:r>
-          </w:p>
-        </w:tc>
-      </w:tr>
-      <w:tr>
-        <w:tc>
-          <w:tcPr>
-            <w:tcW w:type="dxa" w:w="1080"/>
-          </w:tcPr>
-          <w:p>
-            <w:r>
-              <w:t>P6</w:t>
-            </w:r>
-          </w:p>
-        </w:tc>
-        <w:tc>
-          <w:tcPr>
-            <w:tcW w:type="dxa" w:w="1080"/>
-          </w:tcPr>
-          <w:p>
-            <w:r>
-              <w:t>12:00-12:40</w:t>
-            </w:r>
-          </w:p>
-        </w:tc>
-        <w:tc>
-          <w:tcPr>
-            <w:tcW w:type="dxa" w:w="1080"/>
-          </w:tcPr>
-          <w:p>
-            <w:r>
-              <w:t>7A</w:t>
-              <w:br/>
-              <w:t>MATHS</w:t>
-            </w:r>
-          </w:p>
-        </w:tc>
-        <w:tc>
-          <w:tcPr>
-            <w:tcW w:type="dxa" w:w="1080"/>
-          </w:tcPr>
-          <w:p>
-            <w:r>
-              <w:t>7A</w:t>
-              <w:br/>
-              <w:t>MATHS</w:t>
-            </w:r>
-          </w:p>
-        </w:tc>
-        <w:tc>
-          <w:tcPr>
-            <w:tcW w:type="dxa" w:w="1080"/>
-          </w:tcPr>
-          <w:p>
-            <w:r/>
-          </w:p>
-        </w:tc>
-        <w:tc>
-          <w:tcPr>
-            <w:tcW w:type="dxa" w:w="1080"/>
-          </w:tcPr>
-          <w:p>
-            <w:r>
-              <w:t>7D</w:t>
-              <w:br/>
-              <w:t>MATHS</w:t>
-            </w:r>
-          </w:p>
-        </w:tc>
-        <w:tc>
-          <w:tcPr>
-            <w:tcW w:type="dxa" w:w="1080"/>
-          </w:tcPr>
-          <w:p>
-            <w:r>
-              <w:t>7A</w:t>
-              <w:br/>
-              <w:t>MATHS</w:t>
-            </w:r>
-          </w:p>
-        </w:tc>
-        <w:tc>
-          <w:tcPr>
-            <w:tcW w:type="dxa" w:w="1080"/>
-          </w:tcPr>
-          <w:p>
-            <w:r>
-              <w:t>11:35-12:15</w:t>
-            </w:r>
-          </w:p>
-        </w:tc>
-      </w:tr>
-      <w:tr>
-        <w:tc>
-          <w:tcPr>
-            <w:tcW w:type="dxa" w:w="1080"/>
-          </w:tcPr>
-          <w:p>
-            <w:r>
-              <w:t>P7</w:t>
-            </w:r>
-          </w:p>
-        </w:tc>
-        <w:tc>
-          <w:tcPr>
-            <w:tcW w:type="dxa" w:w="1080"/>
-          </w:tcPr>
-          <w:p>
-            <w:r>
-              <w:t>12:40-1:20</w:t>
-            </w:r>
-          </w:p>
-        </w:tc>
-        <w:tc>
-          <w:tcPr>
-            <w:tcW w:type="dxa" w:w="1080"/>
-          </w:tcPr>
-          <w:p>
-            <w:r/>
-          </w:p>
-        </w:tc>
-        <w:tc>
-          <w:tcPr>
-            <w:tcW w:type="dxa" w:w="1080"/>
-          </w:tcPr>
-          <w:p>
-            <w:r/>
-          </w:p>
-        </w:tc>
-        <w:tc>
-          <w:tcPr>
-            <w:tcW w:type="dxa" w:w="1080"/>
-          </w:tcPr>
-          <w:p>
-            <w:r/>
-          </w:p>
-        </w:tc>
-        <w:tc>
-          <w:tcPr>
-            <w:tcW w:type="dxa" w:w="1080"/>
-          </w:tcPr>
-          <w:p>
-            <w:r>
-              <w:t>7D</w:t>
-              <w:br/>
-              <w:t>MATHS</w:t>
-            </w:r>
-          </w:p>
-        </w:tc>
-        <w:tc>
-          <w:tcPr>
-            <w:tcW w:type="dxa" w:w="1080"/>
-          </w:tcPr>
-          <w:p>
-            <w:r/>
-          </w:p>
-        </w:tc>
-        <w:tc>
-          <w:tcPr>
-            <w:tcW w:type="dxa" w:w="1080"/>
-          </w:tcPr>
-          <w:p>
-            <w:r/>
-          </w:p>
-        </w:tc>
-      </w:tr>
-      <w:tr>
-        <w:tc>
-          <w:tcPr>
-            <w:tcW w:type="dxa" w:w="1080"/>
-          </w:tcPr>
-          <w:p>
-            <w:r>
-              <w:t>P8</w:t>
-            </w:r>
-          </w:p>
-        </w:tc>
-        <w:tc>
-          <w:tcPr>
-            <w:tcW w:type="dxa" w:w="1080"/>
-          </w:tcPr>
-          <w:p>
-            <w:r>
-              <w:t>1:20-2:00</w:t>
-            </w:r>
-          </w:p>
-        </w:tc>
-        <w:tc>
-          <w:tcPr>
-            <w:tcW w:type="dxa" w:w="1080"/>
-          </w:tcPr>
-          <w:p>
-            <w:r>
-              <w:t>6E</w:t>
-              <w:br/>
-              <w:t>MATHS</w:t>
-            </w:r>
-          </w:p>
-        </w:tc>
-        <w:tc>
-          <w:tcPr>
-            <w:tcW w:type="dxa" w:w="1080"/>
-          </w:tcPr>
-          <w:p>
-            <w:r>
-              <w:t>8D</w:t>
-              <w:br/>
-              <w:t>MATHS</w:t>
-            </w:r>
-          </w:p>
-        </w:tc>
-        <w:tc>
-          <w:tcPr>
-            <w:tcW w:type="dxa" w:w="1080"/>
-          </w:tcPr>
-          <w:p>
-            <w:r/>
-          </w:p>
-        </w:tc>
-        <w:tc>
-          <w:tcPr>
-            <w:tcW w:type="dxa" w:w="1080"/>
-          </w:tcPr>
-          <w:p>
-            <w:r>
-              <w:t>6E</w:t>
-              <w:br/>
-              <w:t>MATHS</w:t>
-            </w:r>
-          </w:p>
-        </w:tc>
-        <w:tc>
-          <w:tcPr>
-            <w:tcW w:type="dxa" w:w="1080"/>
-          </w:tcPr>
-          <w:p>
-            <w:r/>
-          </w:p>
-        </w:tc>
-        <w:tc>
-          <w:tcPr>
-            <w:tcW w:type="dxa" w:w="1080"/>
+            <w:tcW w:type="dxa" w:w="1530"/>
           </w:tcPr>
           <w:p>
             <w:r/>
@@ -859,7 +883,7 @@
       </w:tr>
     </w:tbl>
     <w:sectPr>
-      <w:pgSz w:w="12240" w:h="15840"/>
+      <w:pgSz w:w="15840" w:h="12240" w:orient="landscape"/>
       <w:pgMar w:top="1440" w:right="1800" w:bottom="1440" w:left="1800" w:header="720" w:footer="720" w:gutter="0"/>
       <w:cols w:space="720"/>
       <w:docGrid w:linePitch="360"/>

--- a/KINZA MUNEER_timetable.docx
+++ b/KINZA MUNEER_timetable.docx
@@ -199,7 +199,11 @@
             <w:tcW w:type="dxa" w:w="1530"/>
           </w:tcPr>
           <w:p>
-            <w:r/>
+            <w:r>
+              <w:t>7D</w:t>
+              <w:br/>
+              <w:t>MATHS</w:t>
+            </w:r>
           </w:p>
         </w:tc>
         <w:tc>
@@ -607,11 +611,7 @@
             <w:tcW w:type="dxa" w:w="1530"/>
           </w:tcPr>
           <w:p>
-            <w:r>
-              <w:t>7D</w:t>
-              <w:br/>
-              <w:t>MATHS</w:t>
-            </w:r>
+            <w:r/>
           </w:p>
         </w:tc>
         <w:tc>

--- a/KINZA MUNEER_timetable.docx
+++ b/KINZA MUNEER_timetable.docx
@@ -351,11 +351,7 @@
             <w:tcW w:type="dxa" w:w="1530"/>
           </w:tcPr>
           <w:p>
-            <w:r>
-              <w:t>6E</w:t>
-              <w:br/>
-              <w:t>TS</w:t>
-            </w:r>
+            <w:r/>
           </w:p>
         </w:tc>
         <w:tc>
@@ -829,7 +825,11 @@
             <w:tcW w:type="dxa" w:w="1530"/>
           </w:tcPr>
           <w:p>
-            <w:r/>
+            <w:r>
+              <w:t>6E</w:t>
+              <w:br/>
+              <w:t>TS</w:t>
+            </w:r>
           </w:p>
         </w:tc>
         <w:tc>

--- a/KINZA MUNEER_timetable.docx
+++ b/KINZA MUNEER_timetable.docx
@@ -375,7 +375,11 @@
             <w:tcW w:type="dxa" w:w="1530"/>
           </w:tcPr>
           <w:p>
-            <w:r/>
+            <w:r>
+              <w:t>7D</w:t>
+              <w:br/>
+              <w:t>MATHS</w:t>
+            </w:r>
           </w:p>
         </w:tc>
         <w:tc>
@@ -459,11 +463,7 @@
             <w:tcW w:type="dxa" w:w="1530"/>
           </w:tcPr>
           <w:p>
-            <w:r>
-              <w:t>7D</w:t>
-              <w:br/>
-              <w:t>MATHS</w:t>
-            </w:r>
+            <w:r/>
           </w:p>
         </w:tc>
         <w:tc>

--- a/KINZA MUNEER_timetable.docx
+++ b/KINZA MUNEER_timetable.docx
@@ -12,7 +12,7 @@
     </w:p>
     <w:p>
       <w:r>
-        <w:t>Total Weekly Periods: 25</w:t>
+        <w:t>Total Weekly Periods: 24</w:t>
       </w:r>
     </w:p>
     <w:tbl>
@@ -264,7 +264,7 @@
           </w:tcPr>
           <w:p>
             <w:r>
-              <w:t>7A</w:t>
+              <w:t>8D</w:t>
               <w:br/>
               <w:t>MATHS</w:t>
             </w:r>
@@ -275,11 +275,7 @@
             <w:tcW w:type="dxa" w:w="1530"/>
           </w:tcPr>
           <w:p>
-            <w:r>
-              <w:t>7A</w:t>
-              <w:br/>
-              <w:t>MATHS</w:t>
-            </w:r>
+            <w:r/>
           </w:p>
         </w:tc>
         <w:tc>
@@ -287,11 +283,7 @@
             <w:tcW w:type="dxa" w:w="1530"/>
           </w:tcPr>
           <w:p>
-            <w:r>
-              <w:t>7A</w:t>
-              <w:br/>
-              <w:t>MATHS</w:t>
-            </w:r>
+            <w:r/>
           </w:p>
         </w:tc>
         <w:tc>
@@ -299,11 +291,7 @@
             <w:tcW w:type="dxa" w:w="1530"/>
           </w:tcPr>
           <w:p>
-            <w:r>
-              <w:t>8D</w:t>
-              <w:br/>
-              <w:t>MATHS</w:t>
-            </w:r>
+            <w:r/>
           </w:p>
         </w:tc>
         <w:tc>
@@ -343,23 +331,11 @@
             <w:tcW w:type="dxa" w:w="1530"/>
           </w:tcPr>
           <w:p>
-            <w:r/>
-          </w:p>
-        </w:tc>
-        <w:tc>
-          <w:tcPr>
-            <w:tcW w:type="dxa" w:w="1530"/>
-          </w:tcPr>
-          <w:p>
-            <w:r/>
-          </w:p>
-        </w:tc>
-        <w:tc>
-          <w:tcPr>
-            <w:tcW w:type="dxa" w:w="1530"/>
-          </w:tcPr>
-          <w:p>
-            <w:r/>
+            <w:r>
+              <w:t>7A</w:t>
+              <w:br/>
+              <w:t>MATHS</w:t>
+            </w:r>
           </w:p>
         </w:tc>
         <w:tc>
@@ -376,7 +352,31 @@
           </w:tcPr>
           <w:p>
             <w:r>
-              <w:t>7D</w:t>
+              <w:t>6E</w:t>
+              <w:br/>
+              <w:t>MATHS</w:t>
+            </w:r>
+          </w:p>
+        </w:tc>
+        <w:tc>
+          <w:tcPr>
+            <w:tcW w:type="dxa" w:w="1530"/>
+          </w:tcPr>
+          <w:p>
+            <w:r>
+              <w:t>7A</w:t>
+              <w:br/>
+              <w:t>MATHS</w:t>
+            </w:r>
+          </w:p>
+        </w:tc>
+        <w:tc>
+          <w:tcPr>
+            <w:tcW w:type="dxa" w:w="1530"/>
+          </w:tcPr>
+          <w:p>
+            <w:r>
+              <w:t>7A</w:t>
               <w:br/>
               <w:t>MATHS</w:t>
             </w:r>
@@ -432,7 +432,7 @@
           </w:tcPr>
           <w:p>
             <w:r>
-              <w:t>7A</w:t>
+              <w:t>6E</w:t>
               <w:br/>
               <w:t>MATHS</w:t>
             </w:r>
@@ -463,7 +463,11 @@
             <w:tcW w:type="dxa" w:w="1530"/>
           </w:tcPr>
           <w:p>
-            <w:r/>
+            <w:r>
+              <w:t>7D</w:t>
+              <w:br/>
+              <w:t>MATHS</w:t>
+            </w:r>
           </w:p>
         </w:tc>
         <w:tc>
@@ -576,19 +580,7 @@
           </w:tcPr>
           <w:p>
             <w:r>
-              <w:t>6E</w:t>
-              <w:br/>
-              <w:t>MATHS</w:t>
-            </w:r>
-          </w:p>
-        </w:tc>
-        <w:tc>
-          <w:tcPr>
-            <w:tcW w:type="dxa" w:w="1530"/>
-          </w:tcPr>
-          <w:p>
-            <w:r>
-              <w:t>6E</w:t>
+              <w:t>8D</w:t>
               <w:br/>
               <w:t>MATHS</w:t>
             </w:r>
@@ -615,8 +607,16 @@
             <w:tcW w:type="dxa" w:w="1530"/>
           </w:tcPr>
           <w:p>
+            <w:r/>
+          </w:p>
+        </w:tc>
+        <w:tc>
+          <w:tcPr>
+            <w:tcW w:type="dxa" w:w="1530"/>
+          </w:tcPr>
+          <w:p>
             <w:r>
-              <w:t>7A</w:t>
+              <w:t>6E</w:t>
               <w:br/>
               <w:t>MATHS</w:t>
             </w:r>
@@ -659,11 +659,7 @@
             <w:tcW w:type="dxa" w:w="1530"/>
           </w:tcPr>
           <w:p>
-            <w:r>
-              <w:t>7A</w:t>
-              <w:br/>
-              <w:t>MATHS</w:t>
-            </w:r>
+            <w:r/>
           </w:p>
         </w:tc>
         <w:tc>
@@ -684,7 +680,7 @@
           </w:tcPr>
           <w:p>
             <w:r>
-              <w:t>7D</w:t>
+              <w:t>7A</w:t>
               <w:br/>
               <w:t>MATHS</w:t>
             </w:r>
@@ -696,7 +692,7 @@
           </w:tcPr>
           <w:p>
             <w:r>
-              <w:t>6E</w:t>
+              <w:t>8D</w:t>
               <w:br/>
               <w:t>MATHS</w:t>
             </w:r>
@@ -707,11 +703,7 @@
             <w:tcW w:type="dxa" w:w="1530"/>
           </w:tcPr>
           <w:p>
-            <w:r>
-              <w:t>6E</w:t>
-              <w:br/>
-              <w:t>MATHS</w:t>
-            </w:r>
+            <w:r/>
           </w:p>
         </w:tc>
         <w:tc>
@@ -751,7 +743,11 @@
             <w:tcW w:type="dxa" w:w="1530"/>
           </w:tcPr>
           <w:p>
-            <w:r/>
+            <w:r>
+              <w:t>6E</w:t>
+              <w:br/>
+              <w:t>MATHS</w:t>
+            </w:r>
           </w:p>
         </w:tc>
         <w:tc>
@@ -760,7 +756,7 @@
           </w:tcPr>
           <w:p>
             <w:r>
-              <w:t>8D</w:t>
+              <w:t>7A</w:t>
               <w:br/>
               <w:t>MATHS</w:t>
             </w:r>
@@ -826,9 +822,21 @@
           </w:tcPr>
           <w:p>
             <w:r>
-              <w:t>6E</w:t>
+              <w:t>7D</w:t>
               <w:br/>
-              <w:t>TS</w:t>
+              <w:t>MATHS</w:t>
+            </w:r>
+          </w:p>
+        </w:tc>
+        <w:tc>
+          <w:tcPr>
+            <w:tcW w:type="dxa" w:w="1530"/>
+          </w:tcPr>
+          <w:p>
+            <w:r>
+              <w:t>7A</w:t>
+              <w:br/>
+              <w:t>MATHS</w:t>
             </w:r>
           </w:p>
         </w:tc>
@@ -847,18 +855,6 @@
           <w:p>
             <w:r>
               <w:t>6E</w:t>
-              <w:br/>
-              <w:t>MATHS</w:t>
-            </w:r>
-          </w:p>
-        </w:tc>
-        <w:tc>
-          <w:tcPr>
-            <w:tcW w:type="dxa" w:w="1530"/>
-          </w:tcPr>
-          <w:p>
-            <w:r>
-              <w:t>8D</w:t>
               <w:br/>
               <w:t>MATHS</w:t>
             </w:r>
